--- a/paidagogiko/ΠΡΥ 060 - Διδακτική Πληροφορικής ΙΙ/assgnment-23-09-2026/Σχέδιο Μαθήματος Άριστος.docx
+++ b/paidagogiko/ΠΡΥ 060 - Διδακτική Πληροφορικής ΙΙ/assgnment-23-09-2026/Σχέδιο Μαθήματος Άριστος.docx
@@ -1047,40 +1047,6 @@
           <w:sz w:val="22"/>
           <w:szCs w:val="22"/>
         </w:rPr>
-        <w:t>κ6</w:t>
-      </w:r>
-      <w:r>
-        <w:rPr>
-          <w:rFonts w:cs="Arial"/>
-          <w:color w:val="000000"/>
-          <w:sz w:val="22"/>
-          <w:szCs w:val="22"/>
-        </w:rPr>
-        <w:tab/>
-        <w:t>Ικανότητα λύσης προβλημάτων/ετοιμότητα αναζήτησης εναλλακτικών λύσεων/ανάπτυξης εναλλακτικών θεωριών.</w:t>
-      </w:r>
-    </w:p>
-    <w:p>
-      <w:pPr>
-        <w:tabs>
-          <w:tab w:val="left" w:pos="426"/>
-        </w:tabs>
-        <w:ind w:left="357" w:hanging="357"/>
-        <w:jc w:val="both"/>
-        <w:rPr>
-          <w:rFonts w:cs="Arial"/>
-          <w:color w:val="000000"/>
-          <w:sz w:val="22"/>
-          <w:szCs w:val="22"/>
-        </w:rPr>
-      </w:pPr>
-      <w:r>
-        <w:rPr>
-          <w:rFonts w:cs="Arial"/>
-          <w:color w:val="000000"/>
-          <w:sz w:val="22"/>
-          <w:szCs w:val="22"/>
-        </w:rPr>
         <w:t>κ7</w:t>
       </w:r>
       <w:r>
@@ -1191,7 +1157,7 @@
     </w:p>
     <w:tbl>
       <w:tblPr>
-        <w:tblW w:w="5256" w:type="pct"/>
+        <w:tblW w:w="5127" w:type="pct"/>
         <w:jc w:val="center"/>
         <w:tblBorders>
           <w:top w:val="single" w:sz="4" w:space="0" w:color="auto"/>
@@ -1206,9 +1172,9 @@
       <w:tblGrid>
         <w:gridCol w:w="1354"/>
         <w:gridCol w:w="3496"/>
-        <w:gridCol w:w="1380"/>
-        <w:gridCol w:w="4419"/>
-        <w:gridCol w:w="1894"/>
+        <w:gridCol w:w="1345"/>
+        <w:gridCol w:w="1796"/>
+        <w:gridCol w:w="2106"/>
       </w:tblGrid>
       <w:tr>
         <w:trPr>
@@ -1216,7 +1182,7 @@
         </w:trPr>
         <w:tc>
           <w:tcPr>
-            <w:tcW w:w="704" w:type="pct"/>
+            <w:tcW w:w="666" w:type="pct"/>
             <w:shd w:val="clear" w:color="auto" w:fill="C0C0C0"/>
             <w:vAlign w:val="center"/>
           </w:tcPr>
@@ -1245,7 +1211,7 @@
         </w:tc>
         <w:tc>
           <w:tcPr>
-            <w:tcW w:w="1795" w:type="pct"/>
+            <w:tcW w:w="1718" w:type="pct"/>
             <w:shd w:val="clear" w:color="auto" w:fill="C0C0C0"/>
             <w:vAlign w:val="center"/>
           </w:tcPr>
@@ -1274,7 +1240,7 @@
         </w:tc>
         <w:tc>
           <w:tcPr>
-            <w:tcW w:w="513" w:type="pct"/>
+            <w:tcW w:w="678" w:type="pct"/>
             <w:shd w:val="clear" w:color="auto" w:fill="C0C0C0"/>
             <w:vAlign w:val="center"/>
           </w:tcPr>
@@ -1300,7 +1266,7 @@
         </w:tc>
         <w:tc>
           <w:tcPr>
-            <w:tcW w:w="864" w:type="pct"/>
+            <w:tcW w:w="883" w:type="pct"/>
             <w:shd w:val="clear" w:color="auto" w:fill="C0C0C0"/>
             <w:vAlign w:val="center"/>
           </w:tcPr>
@@ -1342,7 +1308,7 @@
         </w:tc>
         <w:tc>
           <w:tcPr>
-            <w:tcW w:w="1123" w:type="pct"/>
+            <w:tcW w:w="1055" w:type="pct"/>
             <w:shd w:val="clear" w:color="auto" w:fill="C0C0C0"/>
             <w:vAlign w:val="center"/>
           </w:tcPr>
@@ -1389,11 +1355,12 @@
         </w:trPr>
         <w:tc>
           <w:tcPr>
-            <w:tcW w:w="704" w:type="pct"/>
+            <w:tcW w:w="666" w:type="pct"/>
             <w:vAlign w:val="center"/>
           </w:tcPr>
           <w:p>
             <w:pPr>
+              <w:jc w:val="center"/>
               <w:rPr>
                 <w:rFonts w:cs="Arial"/>
                 <w:color w:val="000000"/>
@@ -1415,7 +1382,16 @@
                 <w:color w:val="000000"/>
                 <w:szCs w:val="20"/>
               </w:rPr>
-              <w:t xml:space="preserve"> 4</w:t>
+              <w:t xml:space="preserve"> </w:t>
+            </w:r>
+            <w:r>
+              <w:rPr>
+                <w:rFonts w:cs="Arial"/>
+                <w:color w:val="000000"/>
+                <w:szCs w:val="20"/>
+                <w:lang w:val="en-US"/>
+              </w:rPr>
+              <w:t>5</w:t>
             </w:r>
             <w:r>
               <w:rPr>
@@ -1430,7 +1406,7 @@
         </w:tc>
         <w:tc>
           <w:tcPr>
-            <w:tcW w:w="1795" w:type="pct"/>
+            <w:tcW w:w="1718" w:type="pct"/>
           </w:tcPr>
           <w:p>
             <w:pPr>
@@ -1516,6 +1492,8 @@
             <w:r>
               <w:rPr>
                 <w:rFonts w:cs="Arial"/>
+                <w:b/>
+                <w:bCs/>
                 <w:color w:val="000000"/>
                 <w:szCs w:val="20"/>
               </w:rPr>
@@ -1755,112 +1733,8 @@
         </w:tc>
         <w:tc>
           <w:tcPr>
-            <w:tcW w:w="513" w:type="pct"/>
+            <w:tcW w:w="678" w:type="pct"/>
           </w:tcPr>
-          <w:p>
-            <w:pPr>
-              <w:rPr>
-                <w:rFonts w:cs="Arial"/>
-                <w:color w:val="000000"/>
-                <w:szCs w:val="20"/>
-                <w:lang w:val="en-US"/>
-              </w:rPr>
-            </w:pPr>
-            <w:r>
-              <w:rPr>
-                <w:rFonts w:cs="Arial"/>
-                <w:color w:val="000000"/>
-                <w:szCs w:val="20"/>
-              </w:rPr>
-              <w:t>π</w:t>
-            </w:r>
-            <w:r>
-              <w:rPr>
-                <w:rFonts w:cs="Arial"/>
-                <w:color w:val="000000"/>
-                <w:szCs w:val="20"/>
-              </w:rPr>
-              <w:t>1</w:t>
-            </w:r>
-            <w:r>
-              <w:rPr>
-                <w:rFonts w:cs="Arial"/>
-                <w:color w:val="000000"/>
-                <w:szCs w:val="20"/>
-              </w:rPr>
-              <w:t>, π2, π3</w:t>
-            </w:r>
-          </w:p>
-          <w:p>
-            <w:pPr>
-              <w:rPr>
-                <w:rFonts w:cs="Arial"/>
-                <w:color w:val="000000"/>
-                <w:szCs w:val="20"/>
-                <w:lang w:val="en-US"/>
-              </w:rPr>
-            </w:pPr>
-          </w:p>
-          <w:p>
-            <w:pPr>
-              <w:rPr>
-                <w:rFonts w:cs="Arial"/>
-                <w:color w:val="000000"/>
-                <w:szCs w:val="20"/>
-                <w:lang w:val="en-US"/>
-              </w:rPr>
-            </w:pPr>
-          </w:p>
-          <w:p>
-            <w:pPr>
-              <w:rPr>
-                <w:rFonts w:cs="Arial"/>
-                <w:color w:val="000000"/>
-                <w:szCs w:val="20"/>
-                <w:lang w:val="en-US"/>
-              </w:rPr>
-            </w:pPr>
-          </w:p>
-          <w:p>
-            <w:pPr>
-              <w:rPr>
-                <w:rFonts w:cs="Arial"/>
-                <w:color w:val="000000"/>
-                <w:szCs w:val="20"/>
-                <w:lang w:val="en-US"/>
-              </w:rPr>
-            </w:pPr>
-          </w:p>
-          <w:p>
-            <w:pPr>
-              <w:rPr>
-                <w:rFonts w:cs="Arial"/>
-                <w:color w:val="000000"/>
-                <w:szCs w:val="20"/>
-                <w:lang w:val="en-US"/>
-              </w:rPr>
-            </w:pPr>
-          </w:p>
-          <w:p>
-            <w:pPr>
-              <w:rPr>
-                <w:rFonts w:cs="Arial"/>
-                <w:color w:val="000000"/>
-                <w:szCs w:val="20"/>
-                <w:lang w:val="en-US"/>
-              </w:rPr>
-            </w:pPr>
-          </w:p>
-          <w:p>
-            <w:pPr>
-              <w:rPr>
-                <w:rFonts w:cs="Arial"/>
-                <w:color w:val="000000"/>
-                <w:szCs w:val="20"/>
-                <w:lang w:val="en-US"/>
-              </w:rPr>
-            </w:pPr>
-          </w:p>
           <w:p>
             <w:pPr>
               <w:rPr>
@@ -2048,7 +1922,7 @@
         </w:tc>
         <w:tc>
           <w:tcPr>
-            <w:tcW w:w="864" w:type="pct"/>
+            <w:tcW w:w="883" w:type="pct"/>
           </w:tcPr>
           <w:p>
             <w:pPr>
@@ -2218,7 +2092,7 @@
         </w:tc>
         <w:tc>
           <w:tcPr>
-            <w:tcW w:w="1123" w:type="pct"/>
+            <w:tcW w:w="1055" w:type="pct"/>
           </w:tcPr>
           <w:p>
             <w:pPr>
@@ -2320,12 +2194,13 @@
         </w:trPr>
         <w:tc>
           <w:tcPr>
-            <w:tcW w:w="704" w:type="pct"/>
+            <w:tcW w:w="666" w:type="pct"/>
             <w:vAlign w:val="center"/>
           </w:tcPr>
           <w:p>
             <w:pPr>
               <w:ind w:left="25"/>
+              <w:jc w:val="center"/>
               <w:rPr>
                 <w:rFonts w:cs="Arial"/>
                 <w:color w:val="000000"/>
@@ -2348,7 +2223,25 @@
                 <w:szCs w:val="20"/>
                 <w:lang w:val="en-US"/>
               </w:rPr>
-              <w:t xml:space="preserve"> 12’</w:t>
+              <w:t xml:space="preserve"> 1</w:t>
+            </w:r>
+            <w:r>
+              <w:rPr>
+                <w:rFonts w:cs="Arial"/>
+                <w:color w:val="000000"/>
+                <w:szCs w:val="20"/>
+                <w:lang w:val="en-US"/>
+              </w:rPr>
+              <w:t>0</w:t>
+            </w:r>
+            <w:r>
+              <w:rPr>
+                <w:rFonts w:cs="Arial"/>
+                <w:color w:val="000000"/>
+                <w:szCs w:val="20"/>
+                <w:lang w:val="en-US"/>
+              </w:rPr>
+              <w:t>’</w:t>
             </w:r>
           </w:p>
           <w:p>
@@ -2364,7 +2257,7 @@
         </w:tc>
         <w:tc>
           <w:tcPr>
-            <w:tcW w:w="1795" w:type="pct"/>
+            <w:tcW w:w="1718" w:type="pct"/>
           </w:tcPr>
           <w:p>
             <w:pPr>
@@ -3077,9 +2970,8 @@
                 <w:szCs w:val="20"/>
                 <w:lang w:val="en-GB"/>
               </w:rPr>
-              <w:t xml:space="preserve"> </w:t>
-            </w:r>
-            <w:proofErr w:type="spellStart"/>
+              <w:t xml:space="preserve"> στην </w:t>
+            </w:r>
             <w:r>
               <w:rPr>
                 <w:rFonts w:cs="Arial"/>
@@ -3087,38 +2979,8 @@
                 <w:szCs w:val="20"/>
                 <w:lang w:val="en-GB"/>
               </w:rPr>
-              <w:t>στην</w:t>
-            </w:r>
-            <w:proofErr w:type="spellEnd"/>
-            <w:r>
-              <w:rPr>
-                <w:rFonts w:cs="Arial"/>
-                <w:color w:val="000000"/>
-                <w:szCs w:val="20"/>
-                <w:lang w:val="en-GB"/>
-              </w:rPr>
-              <w:t xml:space="preserve"> </w:t>
-            </w:r>
-            <w:proofErr w:type="spellStart"/>
-            <w:r>
-              <w:rPr>
-                <w:rFonts w:cs="Arial"/>
-                <w:color w:val="000000"/>
-                <w:szCs w:val="20"/>
-                <w:lang w:val="en-GB"/>
-              </w:rPr>
               <w:lastRenderedPageBreak/>
-              <w:t>τάξη</w:t>
-            </w:r>
-            <w:proofErr w:type="spellEnd"/>
-            <w:r>
-              <w:rPr>
-                <w:rFonts w:cs="Arial"/>
-                <w:color w:val="000000"/>
-                <w:szCs w:val="20"/>
-                <w:lang w:val="en-GB"/>
-              </w:rPr>
-              <w:t>.</w:t>
+              <w:t>τάξη.</w:t>
             </w:r>
           </w:p>
           <w:p>
@@ -3274,7 +3136,7 @@
         </w:tc>
         <w:tc>
           <w:tcPr>
-            <w:tcW w:w="513" w:type="pct"/>
+            <w:tcW w:w="678" w:type="pct"/>
             <w:vAlign w:val="center"/>
           </w:tcPr>
           <w:p>
@@ -3293,6 +3155,7 @@
                 <w:rFonts w:cs="Arial"/>
                 <w:color w:val="000000"/>
                 <w:szCs w:val="20"/>
+                <w:lang w:val="en-US"/>
               </w:rPr>
             </w:pPr>
             <w:r>
@@ -3303,58 +3166,22 @@
               </w:rPr>
               <w:t>α1.1</w:t>
             </w:r>
-          </w:p>
-          <w:p>
-            <w:pPr>
-              <w:rPr>
-                <w:rFonts w:cs="Arial"/>
-                <w:color w:val="000000"/>
-                <w:szCs w:val="20"/>
-              </w:rPr>
-            </w:pPr>
-          </w:p>
-          <w:p>
-            <w:pPr>
-              <w:rPr>
-                <w:rFonts w:cs="Arial"/>
-                <w:color w:val="000000"/>
-                <w:szCs w:val="20"/>
-              </w:rPr>
-            </w:pPr>
-            <w:r>
-              <w:rPr>
-                <w:rFonts w:cs="Arial"/>
-                <w:color w:val="000000"/>
-                <w:szCs w:val="20"/>
-              </w:rPr>
-              <w:t>α1.2</w:t>
-            </w:r>
-          </w:p>
-          <w:p>
-            <w:pPr>
+            <w:r>
               <w:rPr>
                 <w:rFonts w:cs="Arial"/>
                 <w:color w:val="000000"/>
                 <w:szCs w:val="20"/>
                 <w:lang w:val="en-US"/>
               </w:rPr>
-            </w:pPr>
-          </w:p>
-          <w:p>
-            <w:pPr>
-              <w:rPr>
-                <w:rFonts w:cs="Arial"/>
-                <w:color w:val="000000"/>
-                <w:szCs w:val="20"/>
-              </w:rPr>
-            </w:pPr>
-            <w:r>
-              <w:rPr>
-                <w:rFonts w:cs="Arial"/>
-                <w:color w:val="000000"/>
-                <w:szCs w:val="20"/>
-              </w:rPr>
-              <w:t>α1.3</w:t>
+              <w:t>-</w:t>
+            </w:r>
+            <w:r>
+              <w:rPr>
+                <w:rFonts w:cs="Arial"/>
+                <w:color w:val="000000"/>
+                <w:szCs w:val="20"/>
+              </w:rPr>
+              <w:t>α1.5</w:t>
             </w:r>
           </w:p>
           <w:p>
@@ -3366,118 +3193,6 @@
                 <w:lang w:val="en-US"/>
               </w:rPr>
             </w:pPr>
-          </w:p>
-          <w:p>
-            <w:pPr>
-              <w:rPr>
-                <w:rFonts w:cs="Arial"/>
-                <w:color w:val="000000"/>
-                <w:szCs w:val="20"/>
-              </w:rPr>
-            </w:pPr>
-          </w:p>
-          <w:p>
-            <w:pPr>
-              <w:rPr>
-                <w:rFonts w:cs="Arial"/>
-                <w:color w:val="000000"/>
-                <w:szCs w:val="20"/>
-              </w:rPr>
-            </w:pPr>
-            <w:r>
-              <w:rPr>
-                <w:rFonts w:cs="Arial"/>
-                <w:color w:val="000000"/>
-                <w:szCs w:val="20"/>
-              </w:rPr>
-              <w:t>α1.4</w:t>
-            </w:r>
-          </w:p>
-          <w:p>
-            <w:pPr>
-              <w:rPr>
-                <w:rFonts w:cs="Arial"/>
-                <w:color w:val="000000"/>
-                <w:szCs w:val="20"/>
-              </w:rPr>
-            </w:pPr>
-          </w:p>
-          <w:p>
-            <w:pPr>
-              <w:rPr>
-                <w:rFonts w:cs="Arial"/>
-                <w:color w:val="000000"/>
-                <w:szCs w:val="20"/>
-              </w:rPr>
-            </w:pPr>
-            <w:r>
-              <w:rPr>
-                <w:rFonts w:cs="Arial"/>
-                <w:color w:val="000000"/>
-                <w:szCs w:val="20"/>
-              </w:rPr>
-              <w:t>α1.5</w:t>
-            </w:r>
-          </w:p>
-          <w:p>
-            <w:pPr>
-              <w:rPr>
-                <w:rFonts w:cs="Arial"/>
-                <w:color w:val="000000"/>
-                <w:szCs w:val="20"/>
-              </w:rPr>
-            </w:pPr>
-          </w:p>
-          <w:p>
-            <w:pPr>
-              <w:rPr>
-                <w:rFonts w:cs="Arial"/>
-                <w:color w:val="000000"/>
-                <w:szCs w:val="20"/>
-              </w:rPr>
-            </w:pPr>
-            <w:r>
-              <w:rPr>
-                <w:rFonts w:cs="Arial"/>
-                <w:color w:val="000000"/>
-                <w:szCs w:val="20"/>
-              </w:rPr>
-              <w:t>κ</w:t>
-            </w:r>
-            <w:r>
-              <w:rPr>
-                <w:rFonts w:cs="Arial"/>
-                <w:color w:val="000000"/>
-                <w:szCs w:val="20"/>
-              </w:rPr>
-              <w:t>3,κ6</w:t>
-            </w:r>
-          </w:p>
-          <w:p>
-            <w:pPr>
-              <w:rPr>
-                <w:rFonts w:cs="Arial"/>
-                <w:color w:val="000000"/>
-                <w:szCs w:val="20"/>
-              </w:rPr>
-            </w:pPr>
-          </w:p>
-          <w:p>
-            <w:pPr>
-              <w:rPr>
-                <w:rFonts w:cs="Arial"/>
-                <w:color w:val="000000"/>
-                <w:szCs w:val="20"/>
-              </w:rPr>
-            </w:pPr>
-            <w:r>
-              <w:rPr>
-                <w:rFonts w:cs="Arial"/>
-                <w:color w:val="000000"/>
-                <w:szCs w:val="20"/>
-              </w:rPr>
-              <w:t>π1</w:t>
-            </w:r>
           </w:p>
           <w:p>
             <w:pPr>
@@ -3592,7 +3307,7 @@
         </w:tc>
         <w:tc>
           <w:tcPr>
-            <w:tcW w:w="864" w:type="pct"/>
+            <w:tcW w:w="883" w:type="pct"/>
             <w:vAlign w:val="center"/>
           </w:tcPr>
           <w:p>
@@ -3704,7 +3419,7 @@
         </w:tc>
         <w:tc>
           <w:tcPr>
-            <w:tcW w:w="1123" w:type="pct"/>
+            <w:tcW w:w="1055" w:type="pct"/>
             <w:vAlign w:val="center"/>
           </w:tcPr>
           <w:p>
@@ -3911,12 +3626,13 @@
         </w:trPr>
         <w:tc>
           <w:tcPr>
-            <w:tcW w:w="704" w:type="pct"/>
+            <w:tcW w:w="666" w:type="pct"/>
             <w:vAlign w:val="center"/>
           </w:tcPr>
           <w:p>
             <w:pPr>
               <w:ind w:left="25"/>
+              <w:jc w:val="center"/>
               <w:rPr>
                 <w:rFonts w:cs="Arial"/>
                 <w:color w:val="000000"/>
@@ -3939,13 +3655,31 @@
                 <w:szCs w:val="20"/>
                 <w:lang w:val="en-US"/>
               </w:rPr>
-              <w:t xml:space="preserve"> 15’</w:t>
+              <w:t xml:space="preserve"> 1</w:t>
+            </w:r>
+            <w:r>
+              <w:rPr>
+                <w:rFonts w:cs="Arial"/>
+                <w:color w:val="000000"/>
+                <w:szCs w:val="20"/>
+                <w:lang w:val="en-US"/>
+              </w:rPr>
+              <w:t>0</w:t>
+            </w:r>
+            <w:r>
+              <w:rPr>
+                <w:rFonts w:cs="Arial"/>
+                <w:color w:val="000000"/>
+                <w:szCs w:val="20"/>
+                <w:lang w:val="en-US"/>
+              </w:rPr>
+              <w:t>’</w:t>
             </w:r>
           </w:p>
         </w:tc>
         <w:tc>
           <w:tcPr>
-            <w:tcW w:w="1795" w:type="pct"/>
+            <w:tcW w:w="1718" w:type="pct"/>
           </w:tcPr>
           <w:p>
             <w:pPr>
@@ -3964,50 +3698,129 @@
                 <w:rFonts w:cs="Arial"/>
                 <w:szCs w:val="20"/>
               </w:rPr>
-              <w:t xml:space="preserve">Οι μαθητές καλούνται να λύσουν το Φύλλο Εργασίας </w:t>
-            </w:r>
-            <w:r>
-              <w:rPr>
-                <w:rFonts w:cs="Arial"/>
+              <w:t xml:space="preserve">Οι μαθητές καλούνται να λύσουν το </w:t>
+            </w:r>
+            <w:r>
+              <w:rPr>
+                <w:rFonts w:cs="Arial"/>
+                <w:b/>
+                <w:bCs/>
+                <w:szCs w:val="20"/>
+              </w:rPr>
+              <w:t xml:space="preserve">Φύλλο </w:t>
+            </w:r>
+            <w:proofErr w:type="spellStart"/>
+            <w:r>
+              <w:rPr>
+                <w:rFonts w:cs="Arial"/>
+                <w:b/>
+                <w:bCs/>
+                <w:szCs w:val="20"/>
+              </w:rPr>
+              <w:t>Εργασίις</w:t>
+            </w:r>
+            <w:proofErr w:type="spellEnd"/>
+            <w:r>
+              <w:rPr>
+                <w:rFonts w:cs="Arial"/>
+                <w:b/>
+                <w:bCs/>
+                <w:szCs w:val="20"/>
+              </w:rPr>
+              <w:t xml:space="preserve"> - B42M6</w:t>
+            </w:r>
+            <w:r>
+              <w:rPr>
+                <w:rFonts w:cs="Arial"/>
+                <w:b/>
+                <w:bCs/>
+                <w:szCs w:val="20"/>
+              </w:rPr>
+              <w:t>.</w:t>
+            </w:r>
+            <w:r>
+              <w:rPr>
+                <w:rFonts w:cs="Arial"/>
+                <w:b/>
+                <w:bCs/>
                 <w:szCs w:val="20"/>
                 <w:lang w:val="en-US"/>
               </w:rPr>
-              <w:t>B</w:t>
-            </w:r>
-            <w:r>
-              <w:rPr>
-                <w:rFonts w:cs="Arial"/>
-                <w:szCs w:val="20"/>
-              </w:rPr>
-              <w:t>4.2</w:t>
-            </w:r>
-            <w:r>
-              <w:rPr>
-                <w:rFonts w:cs="Arial"/>
-                <w:szCs w:val="20"/>
-              </w:rPr>
-              <w:t>.Μ</w:t>
-            </w:r>
-            <w:r>
-              <w:rPr>
-                <w:rFonts w:cs="Arial"/>
-                <w:szCs w:val="20"/>
-              </w:rPr>
-              <w:t>6</w:t>
-            </w:r>
-            <w:r>
-              <w:rPr>
-                <w:rFonts w:cs="Arial"/>
-                <w:szCs w:val="20"/>
-              </w:rPr>
-              <w:t xml:space="preserve">, ασκήσεις 1 </w:t>
-            </w:r>
-            <w:r>
-              <w:rPr>
-                <w:rFonts w:cs="Arial"/>
-                <w:szCs w:val="20"/>
-              </w:rPr>
-              <w:t>μέχρι 1</w:t>
+              <w:t>docx</w:t>
+            </w:r>
+            <w:r>
+              <w:rPr>
+                <w:rFonts w:cs="Arial"/>
+                <w:szCs w:val="20"/>
+              </w:rPr>
+              <w:t>, το οποίο είναι μια απλοποιημένη έκδοση</w:t>
+            </w:r>
+            <w:r>
+              <w:rPr>
+                <w:rFonts w:cs="Arial"/>
+                <w:szCs w:val="20"/>
+              </w:rPr>
+              <w:t xml:space="preserve"> του βιβλίου, καθώς </w:t>
+            </w:r>
+            <w:r>
+              <w:rPr>
+                <w:rFonts w:cs="Arial"/>
+                <w:szCs w:val="20"/>
+              </w:rPr>
+              <w:t>παρατηρήθηκε</w:t>
+            </w:r>
+            <w:r>
+              <w:rPr>
+                <w:rFonts w:cs="Arial"/>
+                <w:szCs w:val="20"/>
+              </w:rPr>
+              <w:t xml:space="preserve"> ότι η πλειοψηφία των </w:t>
+            </w:r>
+            <w:r>
+              <w:rPr>
+                <w:rFonts w:cs="Arial"/>
+                <w:szCs w:val="20"/>
+              </w:rPr>
+              <w:t>μαθητών</w:t>
+            </w:r>
+            <w:r>
+              <w:rPr>
+                <w:rFonts w:cs="Arial"/>
+                <w:szCs w:val="20"/>
+              </w:rPr>
+              <w:t xml:space="preserve"> αδυνατεί να λύσει </w:t>
+            </w:r>
+            <w:r>
+              <w:rPr>
+                <w:rFonts w:cs="Arial"/>
+                <w:szCs w:val="20"/>
+              </w:rPr>
+              <w:t xml:space="preserve">τις </w:t>
+            </w:r>
+            <w:r>
+              <w:rPr>
+                <w:rFonts w:cs="Arial"/>
+                <w:b/>
+                <w:bCs/>
+                <w:szCs w:val="20"/>
+              </w:rPr>
+              <w:t>Δραστηριότητες Εμπέδωσης</w:t>
+            </w:r>
+            <w:r>
+              <w:rPr>
+                <w:rFonts w:cs="Arial"/>
+                <w:b/>
+                <w:bCs/>
+                <w:szCs w:val="20"/>
+              </w:rPr>
+              <w:t xml:space="preserve"> </w:t>
+            </w:r>
+            <w:r>
+              <w:rPr>
+                <w:rFonts w:cs="Arial"/>
+                <w:szCs w:val="20"/>
+              </w:rPr>
+              <w:t>μέσα σε 1</w:t>
             </w:r>
             <w:r>
               <w:rPr>
@@ -4021,7 +3834,65 @@
                 <w:rFonts w:cs="Arial"/>
                 <w:szCs w:val="20"/>
               </w:rPr>
-              <w:t>.</w:t>
+              <w:t>’.</w:t>
+            </w:r>
+            <w:r>
+              <w:rPr>
+                <w:rFonts w:cs="Arial"/>
+                <w:szCs w:val="20"/>
+              </w:rPr>
+              <w:t xml:space="preserve"> </w:t>
+            </w:r>
+            <w:r>
+              <w:rPr>
+                <w:rFonts w:cs="Arial"/>
+                <w:szCs w:val="20"/>
+              </w:rPr>
+              <w:t xml:space="preserve">Σαν </w:t>
+            </w:r>
+            <w:r>
+              <w:rPr>
+                <w:rFonts w:cs="Arial"/>
+                <w:szCs w:val="20"/>
+              </w:rPr>
+              <w:t xml:space="preserve">αρχική χρησιμοποιούμε την </w:t>
+            </w:r>
+            <w:r>
+              <w:rPr>
+                <w:rFonts w:cs="Arial"/>
+                <w:szCs w:val="20"/>
+                <w:lang w:val="en-US"/>
+              </w:rPr>
+              <w:t>Ask</w:t>
+            </w:r>
+            <w:r>
+              <w:rPr>
+                <w:rFonts w:cs="Arial"/>
+                <w:szCs w:val="20"/>
+              </w:rPr>
+              <w:t>1.</w:t>
+            </w:r>
+            <w:r>
+              <w:rPr>
+                <w:rFonts w:cs="Arial"/>
+                <w:szCs w:val="20"/>
+                <w:lang w:val="en-US"/>
+              </w:rPr>
+              <w:t>pptx</w:t>
+            </w:r>
+            <w:r>
+              <w:rPr>
+                <w:rFonts w:cs="Arial"/>
+                <w:szCs w:val="20"/>
+              </w:rPr>
+              <w:t xml:space="preserve"> </w:t>
+            </w:r>
+            <w:r>
+              <w:rPr>
+                <w:rFonts w:cs="Arial"/>
+                <w:szCs w:val="20"/>
+              </w:rPr>
+              <w:t>από το υλικό μας.</w:t>
             </w:r>
           </w:p>
           <w:p>
@@ -4052,7 +3923,6 @@
               <w:rPr>
                 <w:rFonts w:cs="Arial"/>
                 <w:szCs w:val="20"/>
-                <w:lang w:val="en-US"/>
               </w:rPr>
             </w:pPr>
             <w:r>
@@ -4093,7 +3963,6 @@
               <w:rPr>
                 <w:rFonts w:cs="Arial"/>
                 <w:szCs w:val="20"/>
-                <w:lang w:val="en-US"/>
               </w:rPr>
             </w:pPr>
           </w:p>
@@ -4195,7 +4064,7 @@
         </w:tc>
         <w:tc>
           <w:tcPr>
-            <w:tcW w:w="513" w:type="pct"/>
+            <w:tcW w:w="678" w:type="pct"/>
           </w:tcPr>
           <w:p>
             <w:pPr>
@@ -4203,40 +4072,16 @@
                 <w:rFonts w:cs="Arial"/>
                 <w:color w:val="000000"/>
                 <w:szCs w:val="20"/>
-              </w:rPr>
-            </w:pPr>
-            <w:r>
-              <w:rPr>
-                <w:rFonts w:cs="Arial"/>
-                <w:color w:val="000000"/>
-                <w:szCs w:val="20"/>
-              </w:rPr>
-              <w:t>κ3,κ6,κ7</w:t>
-            </w:r>
-          </w:p>
-          <w:p>
-            <w:pPr>
-              <w:rPr>
-                <w:rFonts w:cs="Arial"/>
-                <w:color w:val="000000"/>
-                <w:szCs w:val="20"/>
-              </w:rPr>
-            </w:pPr>
-            <w:r>
-              <w:rPr>
-                <w:rFonts w:cs="Arial"/>
-                <w:color w:val="000000"/>
-                <w:szCs w:val="20"/>
-              </w:rPr>
-              <w:t>π1</w:t>
-            </w:r>
-            <w:r>
-              <w:rPr>
-                <w:rFonts w:cs="Arial"/>
-                <w:color w:val="000000"/>
-                <w:szCs w:val="20"/>
-              </w:rPr>
-              <w:t>,π2,π3,π4</w:t>
+                <w:lang w:val="en-US"/>
+              </w:rPr>
+            </w:pPr>
+            <w:r>
+              <w:rPr>
+                <w:rFonts w:cs="Arial"/>
+                <w:color w:val="000000"/>
+                <w:szCs w:val="20"/>
+              </w:rPr>
+              <w:t>κ3,κ7</w:t>
             </w:r>
           </w:p>
           <w:p>
@@ -4259,7 +4104,7 @@
         </w:tc>
         <w:tc>
           <w:tcPr>
-            <w:tcW w:w="864" w:type="pct"/>
+            <w:tcW w:w="883" w:type="pct"/>
           </w:tcPr>
           <w:p>
             <w:pPr>
@@ -4281,7 +4126,7 @@
         </w:tc>
         <w:tc>
           <w:tcPr>
-            <w:tcW w:w="1123" w:type="pct"/>
+            <w:tcW w:w="1055" w:type="pct"/>
           </w:tcPr>
           <w:p>
             <w:pPr>
@@ -4383,12 +4228,13 @@
         </w:trPr>
         <w:tc>
           <w:tcPr>
-            <w:tcW w:w="704" w:type="pct"/>
+            <w:tcW w:w="666" w:type="pct"/>
             <w:vAlign w:val="center"/>
           </w:tcPr>
           <w:p>
             <w:pPr>
               <w:ind w:left="25"/>
+              <w:jc w:val="center"/>
               <w:rPr>
                 <w:rFonts w:cs="Arial"/>
                 <w:color w:val="000000"/>
@@ -4417,7 +4263,7 @@
         </w:tc>
         <w:tc>
           <w:tcPr>
-            <w:tcW w:w="1795" w:type="pct"/>
+            <w:tcW w:w="1718" w:type="pct"/>
           </w:tcPr>
           <w:p>
             <w:pPr>
@@ -4674,6 +4520,142 @@
           </w:p>
           <w:p>
             <w:pPr>
+              <w:numPr>
+                <w:ilvl w:val="0"/>
+                <w:numId w:val="5"/>
+              </w:numPr>
+              <w:tabs>
+                <w:tab w:val="clear" w:pos="1890"/>
+                <w:tab w:val="num" w:pos="330"/>
+              </w:tabs>
+              <w:ind w:left="330" w:hanging="220"/>
+              <w:rPr>
+                <w:rFonts w:cs="Arial"/>
+                <w:color w:val="000000"/>
+                <w:szCs w:val="20"/>
+              </w:rPr>
+            </w:pPr>
+            <w:r>
+              <w:rPr>
+                <w:rFonts w:cs="Arial"/>
+                <w:color w:val="000000"/>
+                <w:szCs w:val="20"/>
+              </w:rPr>
+              <w:t xml:space="preserve">Ο εκπαιδευτικός θα μελετήσει </w:t>
+            </w:r>
+            <w:r>
+              <w:rPr>
+                <w:rFonts w:cs="Arial"/>
+                <w:color w:val="000000"/>
+                <w:szCs w:val="20"/>
+              </w:rPr>
+              <w:t xml:space="preserve">μετά το πέρας του μαθήματος </w:t>
+            </w:r>
+            <w:r>
+              <w:rPr>
+                <w:rFonts w:cs="Arial"/>
+                <w:color w:val="000000"/>
+                <w:szCs w:val="20"/>
+              </w:rPr>
+              <w:t xml:space="preserve">το </w:t>
+            </w:r>
+            <w:r>
+              <w:rPr>
+                <w:rFonts w:cs="Arial"/>
+                <w:color w:val="000000"/>
+                <w:szCs w:val="20"/>
+              </w:rPr>
+              <w:t>R</w:t>
+            </w:r>
+            <w:proofErr w:type="spellStart"/>
+            <w:r>
+              <w:rPr>
+                <w:rFonts w:cs="Arial"/>
+                <w:color w:val="000000"/>
+                <w:szCs w:val="20"/>
+                <w:lang w:val="en-US"/>
+              </w:rPr>
+              <w:t>eport</w:t>
+            </w:r>
+            <w:proofErr w:type="spellEnd"/>
+            <w:r>
+              <w:rPr>
+                <w:rFonts w:cs="Arial"/>
+                <w:color w:val="000000"/>
+                <w:szCs w:val="20"/>
+              </w:rPr>
+              <w:t xml:space="preserve"> </w:t>
+            </w:r>
+            <w:r>
+              <w:rPr>
+                <w:rFonts w:cs="Arial"/>
+                <w:color w:val="000000"/>
+                <w:szCs w:val="20"/>
+              </w:rPr>
+              <w:t xml:space="preserve">του </w:t>
+            </w:r>
+            <w:proofErr w:type="spellStart"/>
+            <w:r>
+              <w:rPr>
+                <w:rFonts w:cs="Arial"/>
+                <w:color w:val="000000"/>
+                <w:szCs w:val="20"/>
+                <w:lang w:val="en-US"/>
+              </w:rPr>
+              <w:t>kahoot</w:t>
+            </w:r>
+            <w:proofErr w:type="spellEnd"/>
+            <w:r>
+              <w:rPr>
+                <w:rFonts w:cs="Arial"/>
+                <w:color w:val="000000"/>
+                <w:szCs w:val="20"/>
+              </w:rPr>
+              <w:t xml:space="preserve"> </w:t>
+            </w:r>
+            <w:r>
+              <w:rPr>
+                <w:rFonts w:cs="Arial"/>
+                <w:color w:val="000000"/>
+                <w:szCs w:val="20"/>
+              </w:rPr>
+              <w:t>για να</w:t>
+            </w:r>
+            <w:r>
+              <w:rPr>
+                <w:rFonts w:cs="Arial"/>
+                <w:color w:val="000000"/>
+                <w:szCs w:val="20"/>
+              </w:rPr>
+              <w:t xml:space="preserve"> εντοπίσει ποιοι μα</w:t>
+            </w:r>
+            <w:r>
+              <w:rPr>
+                <w:rFonts w:cs="Arial"/>
+                <w:color w:val="000000"/>
+                <w:szCs w:val="20"/>
+              </w:rPr>
+              <w:t xml:space="preserve">θητές </w:t>
+            </w:r>
+            <w:r>
+              <w:rPr>
+                <w:rFonts w:cs="Arial"/>
+                <w:color w:val="000000"/>
+                <w:szCs w:val="20"/>
+              </w:rPr>
+              <w:t>χρειάζονται</w:t>
+            </w:r>
+            <w:r>
+              <w:rPr>
+                <w:rFonts w:cs="Arial"/>
+                <w:color w:val="000000"/>
+                <w:szCs w:val="20"/>
+              </w:rPr>
+              <w:t xml:space="preserve"> υποστήριξη.</w:t>
+            </w:r>
+          </w:p>
+          <w:p>
+            <w:pPr>
               <w:rPr>
                 <w:rFonts w:cs="Arial"/>
                 <w:color w:val="000000"/>
@@ -4738,7 +4720,7 @@
         </w:tc>
         <w:tc>
           <w:tcPr>
-            <w:tcW w:w="513" w:type="pct"/>
+            <w:tcW w:w="678" w:type="pct"/>
           </w:tcPr>
           <w:p>
             <w:pPr>
@@ -4755,7 +4737,8 @@
                 <w:color w:val="000000"/>
                 <w:szCs w:val="20"/>
               </w:rPr>
-              <w:t>κ6,κ7</w:t>
+              <w:lastRenderedPageBreak/>
+              <w:t>κ7</w:t>
             </w:r>
           </w:p>
           <w:p>
@@ -4779,7 +4762,7 @@
         </w:tc>
         <w:tc>
           <w:tcPr>
-            <w:tcW w:w="864" w:type="pct"/>
+            <w:tcW w:w="883" w:type="pct"/>
           </w:tcPr>
           <w:p>
             <w:pPr>
@@ -4797,15 +4780,6 @@
               </w:rPr>
               <w:t>Ατομική εργασία στον υπολογιστή</w:t>
             </w:r>
-          </w:p>
-          <w:p>
-            <w:pPr>
-              <w:rPr>
-                <w:rFonts w:cs="Arial"/>
-                <w:color w:val="000000"/>
-                <w:szCs w:val="20"/>
-              </w:rPr>
-            </w:pPr>
           </w:p>
           <w:p>
             <w:pPr>
@@ -4845,38 +4819,11 @@
                 <w:szCs w:val="20"/>
               </w:rPr>
             </w:pPr>
-            <w:hyperlink r:id="rId10" w:history="1">
-              <w:r>
-                <w:rPr>
-                  <w:rStyle w:val="Hyperlink"/>
-                  <w:rFonts w:cs="Arial"/>
-                  <w:szCs w:val="20"/>
-                </w:rPr>
-                <w:t>https://create.kahoot.it/share/b42m6/8877596a-5f8a-4248-9349-4f869f31b8aa</w:t>
-              </w:r>
-            </w:hyperlink>
-            <w:r>
-              <w:rPr>
-                <w:rFonts w:cs="Arial"/>
-                <w:color w:val="000000"/>
-                <w:szCs w:val="20"/>
-              </w:rPr>
-              <w:t xml:space="preserve"> </w:t>
-            </w:r>
-          </w:p>
-          <w:p>
-            <w:pPr>
-              <w:rPr>
-                <w:rFonts w:cs="Arial"/>
-                <w:color w:val="000000"/>
-                <w:szCs w:val="20"/>
-              </w:rPr>
-            </w:pPr>
           </w:p>
         </w:tc>
         <w:tc>
           <w:tcPr>
-            <w:tcW w:w="1123" w:type="pct"/>
+            <w:tcW w:w="1055" w:type="pct"/>
           </w:tcPr>
           <w:p>
             <w:pPr>
@@ -5021,12 +4968,13 @@
         </w:trPr>
         <w:tc>
           <w:tcPr>
-            <w:tcW w:w="704" w:type="pct"/>
+            <w:tcW w:w="666" w:type="pct"/>
             <w:vAlign w:val="center"/>
           </w:tcPr>
           <w:p>
             <w:pPr>
               <w:ind w:left="25"/>
+              <w:jc w:val="center"/>
               <w:rPr>
                 <w:rFonts w:cs="Arial"/>
                 <w:color w:val="000000"/>
@@ -5045,7 +4993,7 @@
         </w:tc>
         <w:tc>
           <w:tcPr>
-            <w:tcW w:w="1795" w:type="pct"/>
+            <w:tcW w:w="1718" w:type="pct"/>
           </w:tcPr>
           <w:p>
             <w:pPr>
@@ -5075,7 +5023,7 @@
         </w:tc>
         <w:tc>
           <w:tcPr>
-            <w:tcW w:w="513" w:type="pct"/>
+            <w:tcW w:w="678" w:type="pct"/>
           </w:tcPr>
           <w:p>
             <w:pPr>
@@ -5089,7 +5037,7 @@
         </w:tc>
         <w:tc>
           <w:tcPr>
-            <w:tcW w:w="864" w:type="pct"/>
+            <w:tcW w:w="883" w:type="pct"/>
           </w:tcPr>
           <w:p>
             <w:pPr>
@@ -5103,7 +5051,7 @@
         </w:tc>
         <w:tc>
           <w:tcPr>
-            <w:tcW w:w="1123" w:type="pct"/>
+            <w:tcW w:w="1055" w:type="pct"/>
           </w:tcPr>
           <w:p>
             <w:pPr>
@@ -5122,12 +5070,13 @@
         </w:trPr>
         <w:tc>
           <w:tcPr>
-            <w:tcW w:w="704" w:type="pct"/>
+            <w:tcW w:w="666" w:type="pct"/>
             <w:vAlign w:val="center"/>
           </w:tcPr>
           <w:p>
             <w:pPr>
               <w:ind w:left="25"/>
+              <w:jc w:val="center"/>
               <w:rPr>
                 <w:rFonts w:cs="Arial"/>
                 <w:color w:val="000000"/>
@@ -5146,7 +5095,7 @@
         </w:tc>
         <w:tc>
           <w:tcPr>
-            <w:tcW w:w="1795" w:type="pct"/>
+            <w:tcW w:w="1718" w:type="pct"/>
           </w:tcPr>
           <w:p>
             <w:pPr>
@@ -5230,7 +5179,7 @@
         </w:tc>
         <w:tc>
           <w:tcPr>
-            <w:tcW w:w="513" w:type="pct"/>
+            <w:tcW w:w="678" w:type="pct"/>
           </w:tcPr>
           <w:p>
             <w:pPr>
@@ -5244,7 +5193,7 @@
         </w:tc>
         <w:tc>
           <w:tcPr>
-            <w:tcW w:w="864" w:type="pct"/>
+            <w:tcW w:w="883" w:type="pct"/>
           </w:tcPr>
           <w:p>
             <w:pPr>
@@ -5258,7 +5207,7 @@
         </w:tc>
         <w:tc>
           <w:tcPr>
-            <w:tcW w:w="1123" w:type="pct"/>
+            <w:tcW w:w="1055" w:type="pct"/>
           </w:tcPr>
           <w:p>
             <w:pPr>
